--- a/Методические указания к КР.docx
+++ b/Методические указания к КР.docx
@@ -1,6 +1,6 @@
 
 <file path=word/document.xml><?xml version="1.0" encoding="utf-8"?>
-<w:document xmlns:o="urn:schemas-microsoft-com:office:office" xmlns:r="http://schemas.openxmlformats.org/officeDocument/2006/relationships" xmlns:v="urn:schemas-microsoft-com:vml" xmlns:w="http://schemas.openxmlformats.org/wordprocessingml/2006/main" xmlns:w10="urn:schemas-microsoft-com:office:word" xmlns:wp="http://schemas.openxmlformats.org/drawingml/2006/wordprocessingDrawing" xmlns:wps="http://schemas.microsoft.com/office/word/2010/wordprocessingShape" xmlns:wpg="http://schemas.microsoft.com/office/word/2010/wordprocessingGroup" xmlns:mc="http://schemas.openxmlformats.org/markup-compatibility/2006" xmlns:wp14="http://schemas.microsoft.com/office/word/2010/wordprocessingDrawing" xmlns:w14="http://schemas.microsoft.com/office/word/2010/wordml" xmlns:w15="http://schemas.microsoft.com/office/word/2012/wordml" mc:Ignorable="w14 wp14 w15">
+<w:document xmlns:o="urn:schemas-microsoft-com:office:office" xmlns:r="http://schemas.openxmlformats.org/officeDocument/2006/relationships" xmlns:v="urn:schemas-microsoft-com:vml" xmlns:w="http://schemas.openxmlformats.org/wordprocessingml/2006/main" xmlns:w10="urn:schemas-microsoft-com:office:word" xmlns:wp="http://schemas.openxmlformats.org/drawingml/2006/wordprocessingDrawing" xmlns:pic="http://schemas.openxmlformats.org/drawingml/2006/picture" xmlns:wps="http://schemas.microsoft.com/office/word/2010/wordprocessingShape" xmlns:wpg="http://schemas.microsoft.com/office/word/2010/wordprocessingGroup" xmlns:mc="http://schemas.openxmlformats.org/markup-compatibility/2006" xmlns:wp14="http://schemas.microsoft.com/office/word/2010/wordprocessingDrawing" xmlns:w14="http://schemas.microsoft.com/office/word/2010/wordml" xmlns:w15="http://schemas.microsoft.com/office/word/2012/wordml" mc:Ignorable="w14 wp14 w15">
   <w:body>
     <w:p>
       <w:pPr>
@@ -1617,9 +1617,7 @@
         <w:ind w:hanging="0" w:left="360" w:right="0"/>
         <w:jc w:val="both"/>
         <w:rPr>
-          <w:rFonts w:ascii="Times New Roman" w:hAnsi="Times New Roman"/>
-          <w:sz w:val="24"/>
-          <w:szCs w:val="24"/>
+          <w:color w:val="729FCF"/>
         </w:rPr>
       </w:pPr>
       <w:r>
@@ -1631,7 +1629,7 @@
           <w:smallCaps w:val="false"/>
           <w:strike w:val="false"/>
           <w:dstrike w:val="false"/>
-          <w:color w:val="000000"/>
+          <w:color w:val="729FCF"/>
           <w:position w:val="0"/>
           <w:sz w:val="24"/>
           <w:sz w:val="24"/>
@@ -1659,9 +1657,7 @@
         <w:ind w:hanging="0" w:left="792" w:right="0"/>
         <w:jc w:val="left"/>
         <w:rPr>
-          <w:rFonts w:ascii="Times New Roman" w:hAnsi="Times New Roman"/>
-          <w:sz w:val="24"/>
-          <w:szCs w:val="24"/>
+          <w:color w:val="729FCF"/>
         </w:rPr>
       </w:pPr>
       <w:r>
@@ -1673,7 +1669,7 @@
           <w:smallCaps w:val="false"/>
           <w:strike w:val="false"/>
           <w:dstrike w:val="false"/>
-          <w:color w:val="000000"/>
+          <w:color w:val="729FCF"/>
           <w:position w:val="0"/>
           <w:sz w:val="24"/>
           <w:sz w:val="24"/>
@@ -1693,7 +1689,7 @@
           <w:smallCaps w:val="false"/>
           <w:strike w:val="false"/>
           <w:dstrike w:val="false"/>
-          <w:color w:val="000000"/>
+          <w:color w:val="729FCF"/>
           <w:position w:val="0"/>
           <w:sz w:val="24"/>
           <w:sz w:val="24"/>
@@ -1721,9 +1717,7 @@
         <w:ind w:hanging="0" w:left="792" w:right="0"/>
         <w:jc w:val="both"/>
         <w:rPr>
-          <w:rFonts w:ascii="Times New Roman" w:hAnsi="Times New Roman"/>
-          <w:sz w:val="24"/>
-          <w:szCs w:val="24"/>
+          <w:color w:val="729FCF"/>
         </w:rPr>
       </w:pPr>
       <w:r>
@@ -1735,7 +1729,7 @@
           <w:smallCaps w:val="false"/>
           <w:strike w:val="false"/>
           <w:dstrike w:val="false"/>
-          <w:color w:val="000000"/>
+          <w:color w:val="729FCF"/>
           <w:position w:val="0"/>
           <w:sz w:val="24"/>
           <w:sz w:val="24"/>
@@ -1755,7 +1749,7 @@
           <w:smallCaps w:val="false"/>
           <w:strike w:val="false"/>
           <w:dstrike w:val="false"/>
-          <w:color w:val="000000"/>
+          <w:color w:val="729FCF"/>
           <w:position w:val="0"/>
           <w:sz w:val="24"/>
           <w:sz w:val="24"/>
@@ -1783,9 +1777,7 @@
         <w:ind w:hanging="0" w:left="360" w:right="0"/>
         <w:jc w:val="both"/>
         <w:rPr>
-          <w:rFonts w:ascii="Times New Roman" w:hAnsi="Times New Roman"/>
-          <w:sz w:val="24"/>
-          <w:szCs w:val="24"/>
+          <w:color w:val="729FCF"/>
         </w:rPr>
       </w:pPr>
       <w:r>
@@ -1797,7 +1789,7 @@
           <w:smallCaps w:val="false"/>
           <w:strike w:val="false"/>
           <w:dstrike w:val="false"/>
-          <w:color w:val="000000"/>
+          <w:color w:val="729FCF"/>
           <w:position w:val="0"/>
           <w:sz w:val="24"/>
           <w:sz w:val="24"/>
@@ -1825,9 +1817,7 @@
         <w:ind w:hanging="0" w:left="792" w:right="0"/>
         <w:jc w:val="both"/>
         <w:rPr>
-          <w:rFonts w:ascii="Times New Roman" w:hAnsi="Times New Roman"/>
-          <w:sz w:val="24"/>
-          <w:szCs w:val="24"/>
+          <w:color w:val="729FCF"/>
         </w:rPr>
       </w:pPr>
       <w:r>
@@ -1839,7 +1829,7 @@
           <w:smallCaps w:val="false"/>
           <w:strike w:val="false"/>
           <w:dstrike w:val="false"/>
-          <w:color w:val="000000"/>
+          <w:color w:val="729FCF"/>
           <w:position w:val="0"/>
           <w:sz w:val="24"/>
           <w:sz w:val="24"/>
@@ -1859,7 +1849,7 @@
           <w:smallCaps w:val="false"/>
           <w:strike w:val="false"/>
           <w:dstrike w:val="false"/>
-          <w:color w:val="000000"/>
+          <w:color w:val="729FCF"/>
           <w:position w:val="0"/>
           <w:sz w:val="24"/>
           <w:sz w:val="24"/>
@@ -1873,6 +1863,7 @@
       <w:r>
         <w:rPr>
           <w:rFonts w:eastAsia="Times New Roman" w:cs="Times New Roman" w:ascii="Times New Roman" w:hAnsi="Times New Roman"/>
+          <w:color w:val="729FCF"/>
           <w:sz w:val="24"/>
           <w:szCs w:val="24"/>
         </w:rPr>
@@ -1887,7 +1878,7 @@
           <w:smallCaps w:val="false"/>
           <w:strike w:val="false"/>
           <w:dstrike w:val="false"/>
-          <w:color w:val="000000"/>
+          <w:color w:val="729FCF"/>
           <w:position w:val="0"/>
           <w:sz w:val="24"/>
           <w:sz w:val="24"/>
@@ -1915,9 +1906,7 @@
         <w:ind w:hanging="0" w:left="792" w:right="0"/>
         <w:jc w:val="both"/>
         <w:rPr>
-          <w:rFonts w:ascii="Times New Roman" w:hAnsi="Times New Roman"/>
-          <w:sz w:val="24"/>
-          <w:szCs w:val="24"/>
+          <w:color w:val="729FCF"/>
         </w:rPr>
       </w:pPr>
       <w:r>
@@ -1929,7 +1918,7 @@
           <w:smallCaps w:val="false"/>
           <w:strike w:val="false"/>
           <w:dstrike w:val="false"/>
-          <w:color w:val="000000"/>
+          <w:color w:val="729FCF"/>
           <w:position w:val="0"/>
           <w:sz w:val="24"/>
           <w:sz w:val="24"/>
@@ -1949,7 +1938,7 @@
           <w:smallCaps w:val="false"/>
           <w:strike w:val="false"/>
           <w:dstrike w:val="false"/>
-          <w:color w:val="000000"/>
+          <w:color w:val="729FCF"/>
           <w:position w:val="0"/>
           <w:sz w:val="24"/>
           <w:sz w:val="24"/>
@@ -1977,9 +1966,7 @@
         <w:ind w:hanging="0" w:left="792" w:right="0"/>
         <w:jc w:val="both"/>
         <w:rPr>
-          <w:rFonts w:ascii="Times New Roman" w:hAnsi="Times New Roman"/>
-          <w:sz w:val="24"/>
-          <w:szCs w:val="24"/>
+          <w:color w:val="729FCF"/>
         </w:rPr>
       </w:pPr>
       <w:r>
@@ -1991,7 +1978,7 @@
           <w:smallCaps w:val="false"/>
           <w:strike w:val="false"/>
           <w:dstrike w:val="false"/>
-          <w:color w:val="000000"/>
+          <w:color w:val="729FCF"/>
           <w:position w:val="0"/>
           <w:sz w:val="24"/>
           <w:sz w:val="24"/>
@@ -2011,7 +1998,7 @@
           <w:smallCaps w:val="false"/>
           <w:strike w:val="false"/>
           <w:dstrike w:val="false"/>
-          <w:color w:val="000000"/>
+          <w:color w:val="729FCF"/>
           <w:position w:val="0"/>
           <w:sz w:val="24"/>
           <w:sz w:val="24"/>
@@ -2360,15 +2347,14 @@
         <w:pStyle w:val="Normal"/>
         <w:jc w:val="both"/>
         <w:rPr>
-          <w:rFonts w:ascii="Times New Roman" w:hAnsi="Times New Roman"/>
-          <w:sz w:val="24"/>
-          <w:szCs w:val="24"/>
+          <w:color w:val="729FCF"/>
         </w:rPr>
       </w:pPr>
       <w:r>
         <w:rPr>
           <w:rFonts w:eastAsia="Times New Roman" w:cs="Times New Roman" w:ascii="Times New Roman" w:hAnsi="Times New Roman"/>
           <w:b/>
+          <w:color w:val="729FCF"/>
           <w:sz w:val="24"/>
           <w:szCs w:val="24"/>
         </w:rPr>
@@ -2391,21 +2377,19 @@
         <w:ind w:hanging="360" w:left="1211" w:right="0"/>
         <w:jc w:val="both"/>
         <w:rPr>
-          <w:rFonts w:ascii="Times New Roman" w:hAnsi="Times New Roman"/>
-          <w:sz w:val="24"/>
-          <w:szCs w:val="24"/>
-        </w:rPr>
-      </w:pPr>
-      <w:r>
-        <w:rPr>
-          <w:rFonts w:eastAsia="Times New Roman" w:cs="Times New Roman" w:ascii="Times New Roman" w:hAnsi="Times New Roman"/>
-          <w:b w:val="false"/>
-          <w:i w:val="false"/>
-          <w:caps w:val="false"/>
-          <w:smallCaps w:val="false"/>
-          <w:strike w:val="false"/>
-          <w:dstrike w:val="false"/>
-          <w:color w:val="000000"/>
+          <w:color w:val="729FCF"/>
+        </w:rPr>
+      </w:pPr>
+      <w:r>
+        <w:rPr>
+          <w:rFonts w:eastAsia="Times New Roman" w:cs="Times New Roman" w:ascii="Times New Roman" w:hAnsi="Times New Roman"/>
+          <w:b w:val="false"/>
+          <w:i w:val="false"/>
+          <w:caps w:val="false"/>
+          <w:smallCaps w:val="false"/>
+          <w:strike w:val="false"/>
+          <w:dstrike w:val="false"/>
+          <w:color w:val="729FCF"/>
           <w:position w:val="0"/>
           <w:sz w:val="24"/>
           <w:sz w:val="24"/>
@@ -2433,21 +2417,19 @@
         <w:ind w:hanging="360" w:left="1211" w:right="0"/>
         <w:jc w:val="both"/>
         <w:rPr>
-          <w:rFonts w:ascii="Times New Roman" w:hAnsi="Times New Roman"/>
-          <w:sz w:val="24"/>
-          <w:szCs w:val="24"/>
-        </w:rPr>
-      </w:pPr>
-      <w:r>
-        <w:rPr>
-          <w:rFonts w:eastAsia="Times New Roman" w:cs="Times New Roman" w:ascii="Times New Roman" w:hAnsi="Times New Roman"/>
-          <w:b w:val="false"/>
-          <w:i w:val="false"/>
-          <w:caps w:val="false"/>
-          <w:smallCaps w:val="false"/>
-          <w:strike w:val="false"/>
-          <w:dstrike w:val="false"/>
-          <w:color w:val="000000"/>
+          <w:color w:val="729FCF"/>
+        </w:rPr>
+      </w:pPr>
+      <w:r>
+        <w:rPr>
+          <w:rFonts w:eastAsia="Times New Roman" w:cs="Times New Roman" w:ascii="Times New Roman" w:hAnsi="Times New Roman"/>
+          <w:b w:val="false"/>
+          <w:i w:val="false"/>
+          <w:caps w:val="false"/>
+          <w:smallCaps w:val="false"/>
+          <w:strike w:val="false"/>
+          <w:dstrike w:val="false"/>
+          <w:color w:val="729FCF"/>
           <w:position w:val="0"/>
           <w:sz w:val="24"/>
           <w:sz w:val="24"/>
@@ -2475,21 +2457,19 @@
         <w:ind w:hanging="360" w:left="1211" w:right="0"/>
         <w:jc w:val="both"/>
         <w:rPr>
-          <w:rFonts w:ascii="Times New Roman" w:hAnsi="Times New Roman"/>
-          <w:sz w:val="24"/>
-          <w:szCs w:val="24"/>
-        </w:rPr>
-      </w:pPr>
-      <w:r>
-        <w:rPr>
-          <w:rFonts w:eastAsia="Times New Roman" w:cs="Times New Roman" w:ascii="Times New Roman" w:hAnsi="Times New Roman"/>
-          <w:b w:val="false"/>
-          <w:i w:val="false"/>
-          <w:caps w:val="false"/>
-          <w:smallCaps w:val="false"/>
-          <w:strike w:val="false"/>
-          <w:dstrike w:val="false"/>
-          <w:color w:val="000000"/>
+          <w:color w:val="729FCF"/>
+        </w:rPr>
+      </w:pPr>
+      <w:r>
+        <w:rPr>
+          <w:rFonts w:eastAsia="Times New Roman" w:cs="Times New Roman" w:ascii="Times New Roman" w:hAnsi="Times New Roman"/>
+          <w:b w:val="false"/>
+          <w:i w:val="false"/>
+          <w:caps w:val="false"/>
+          <w:smallCaps w:val="false"/>
+          <w:strike w:val="false"/>
+          <w:dstrike w:val="false"/>
+          <w:color w:val="729FCF"/>
           <w:position w:val="0"/>
           <w:sz w:val="24"/>
           <w:sz w:val="24"/>
@@ -2506,15 +2486,14 @@
         <w:pStyle w:val="Normal"/>
         <w:jc w:val="both"/>
         <w:rPr>
-          <w:rFonts w:ascii="Times New Roman" w:hAnsi="Times New Roman"/>
-          <w:sz w:val="24"/>
-          <w:szCs w:val="24"/>
+          <w:color w:val="729FCF"/>
         </w:rPr>
       </w:pPr>
       <w:r>
         <w:rPr>
           <w:rFonts w:eastAsia="Times New Roman" w:cs="Times New Roman" w:ascii="Times New Roman" w:hAnsi="Times New Roman"/>
           <w:b/>
+          <w:color w:val="729FCF"/>
           <w:sz w:val="24"/>
           <w:szCs w:val="24"/>
         </w:rPr>
@@ -2525,6 +2504,7 @@
           <w:rFonts w:eastAsia="Times New Roman" w:cs="Times New Roman" w:ascii="Times New Roman" w:hAnsi="Times New Roman"/>
           <w:b w:val="false"/>
           <w:bCs w:val="false"/>
+          <w:color w:val="729FCF"/>
           <w:sz w:val="24"/>
           <w:szCs w:val="24"/>
         </w:rPr>
@@ -3329,51 +3309,7 @@
           <w:vertAlign w:val="baseline"/>
           <w:lang w:val="ru-RU" w:eastAsia="zh-CN" w:bidi="hi-IN"/>
         </w:rPr>
-        <w:t xml:space="preserve"> работа, поэтому каждую тему необходимо утвердить с преподавателем вашей подгруппы и темы не должны повторяться. </w:t>
-      </w:r>
-      <w:r>
-        <w:rPr>
-          <w:rFonts w:eastAsia="Times New Roman" w:cs="Times New Roman" w:ascii="Times New Roman" w:hAnsi="Times New Roman"/>
-          <w:b w:val="false"/>
-          <w:i w:val="false"/>
-          <w:caps w:val="false"/>
-          <w:smallCaps w:val="false"/>
-          <w:strike w:val="false"/>
-          <w:dstrike w:val="false"/>
-          <w:color w:val="000000"/>
-          <w:kern w:val="0"/>
-          <w:position w:val="0"/>
-          <w:sz w:val="24"/>
-          <w:sz w:val="24"/>
-          <w:szCs w:val="24"/>
-          <w:u w:val="none"/>
-          <w:shd w:fill="auto" w:val="clear"/>
-          <w:vertAlign w:val="baseline"/>
-          <w:lang w:val="ru-RU" w:eastAsia="zh-CN" w:bidi="hi-IN"/>
-        </w:rPr>
-        <w:t>Темы курсовых работ утверждаются приказом.</w:t>
-      </w:r>
-      <w:r>
-        <w:rPr>
-          <w:rFonts w:eastAsia="Times New Roman" w:cs="Times New Roman" w:ascii="Times New Roman" w:hAnsi="Times New Roman"/>
-          <w:b w:val="false"/>
-          <w:i w:val="false"/>
-          <w:caps w:val="false"/>
-          <w:smallCaps w:val="false"/>
-          <w:strike w:val="false"/>
-          <w:dstrike w:val="false"/>
-          <w:color w:val="000000"/>
-          <w:kern w:val="0"/>
-          <w:position w:val="0"/>
-          <w:sz w:val="24"/>
-          <w:sz w:val="24"/>
-          <w:szCs w:val="24"/>
-          <w:u w:val="none"/>
-          <w:shd w:fill="auto" w:val="clear"/>
-          <w:vertAlign w:val="baseline"/>
-          <w:lang w:val="ru-RU" w:eastAsia="zh-CN" w:bidi="hi-IN"/>
-        </w:rPr>
-        <w:t xml:space="preserve"> Также перед началом разработки необходимо с преподавателем вашей подгруппы обсудить будущий функционал программы (с помощью WireFrames).</w:t>
+        <w:t xml:space="preserve"> работа, поэтому каждую тему необходимо утвердить с преподавателем вашей подгруппы и темы не должны повторяться. Темы курсовых работ утверждаются приказом. Также перед началом разработки необходимо с преподавателем вашей подгруппы обсудить будущий функционал программы (с помощью WireFrames).</w:t>
       </w:r>
     </w:p>
     <w:p>
@@ -4079,9 +4015,9 @@
     </w:rPr>
   </w:style>
   <w:style w:type="paragraph" w:styleId="Heading1">
-    <w:name w:val="Heading 1"/>
-    <w:basedOn w:val="Normal1"/>
-    <w:next w:val="Normal1"/>
+    <w:name w:val="heading 1"/>
+    <w:basedOn w:val="normal1"/>
+    <w:next w:val="normal1"/>
     <w:qFormat/>
     <w:pPr>
       <w:keepNext w:val="true"/>
@@ -4096,9 +4032,9 @@
     </w:rPr>
   </w:style>
   <w:style w:type="paragraph" w:styleId="Heading2">
-    <w:name w:val="Heading 2"/>
-    <w:basedOn w:val="Normal1"/>
-    <w:next w:val="Normal1"/>
+    <w:name w:val="heading 2"/>
+    <w:basedOn w:val="normal1"/>
+    <w:next w:val="normal1"/>
     <w:qFormat/>
     <w:pPr>
       <w:keepNext w:val="true"/>
@@ -4113,9 +4049,9 @@
     </w:rPr>
   </w:style>
   <w:style w:type="paragraph" w:styleId="Heading3">
-    <w:name w:val="Heading 3"/>
-    <w:basedOn w:val="Normal1"/>
-    <w:next w:val="Normal1"/>
+    <w:name w:val="heading 3"/>
+    <w:basedOn w:val="normal1"/>
+    <w:next w:val="normal1"/>
     <w:qFormat/>
     <w:pPr>
       <w:keepNext w:val="true"/>
@@ -4130,9 +4066,9 @@
     </w:rPr>
   </w:style>
   <w:style w:type="paragraph" w:styleId="Heading4">
-    <w:name w:val="Heading 4"/>
-    <w:basedOn w:val="Normal1"/>
-    <w:next w:val="Normal1"/>
+    <w:name w:val="heading 4"/>
+    <w:basedOn w:val="normal1"/>
+    <w:next w:val="normal1"/>
     <w:qFormat/>
     <w:pPr>
       <w:keepNext w:val="true"/>
@@ -4147,9 +4083,9 @@
     </w:rPr>
   </w:style>
   <w:style w:type="paragraph" w:styleId="Heading5">
-    <w:name w:val="Heading 5"/>
-    <w:basedOn w:val="Normal1"/>
-    <w:next w:val="Normal1"/>
+    <w:name w:val="heading 5"/>
+    <w:basedOn w:val="normal1"/>
+    <w:next w:val="normal1"/>
     <w:qFormat/>
     <w:pPr>
       <w:keepNext w:val="true"/>
@@ -4164,9 +4100,9 @@
     </w:rPr>
   </w:style>
   <w:style w:type="paragraph" w:styleId="Heading6">
-    <w:name w:val="Heading 6"/>
-    <w:basedOn w:val="Normal1"/>
-    <w:next w:val="Normal1"/>
+    <w:name w:val="heading 6"/>
+    <w:basedOn w:val="normal1"/>
+    <w:next w:val="normal1"/>
     <w:qFormat/>
     <w:pPr>
       <w:keepNext w:val="true"/>
@@ -4198,7 +4134,7 @@
       <w:spacing w:before="240" w:after="120"/>
     </w:pPr>
     <w:rPr>
-      <w:rFonts w:ascii="Liberation Sans" w:hAnsi="Liberation Sans" w:eastAsia="Droid Sans Fallback" w:cs="Droid Sans Devanagari"/>
+      <w:rFonts w:ascii="Liberation Sans" w:hAnsi="Liberation Sans" w:eastAsia="Tahoma" w:cs="Unifont"/>
       <w:sz w:val="28"/>
       <w:szCs w:val="28"/>
     </w:rPr>
@@ -4220,7 +4156,7 @@
     </w:rPr>
   </w:style>
   <w:style w:type="paragraph" w:styleId="Caption">
-    <w:name w:val="Caption"/>
+    <w:name w:val="caption"/>
     <w:basedOn w:val="Normal"/>
     <w:qFormat/>
     <w:pPr>
@@ -4243,10 +4179,36 @@
       <w:suppressLineNumbers/>
     </w:pPr>
     <w:rPr>
+      <w:rFonts w:cs="Unifont"/>
+    </w:rPr>
+  </w:style>
+  <w:style w:type="paragraph" w:styleId="user">
+    <w:name w:val="Заголовок (user)"/>
+    <w:basedOn w:val="Normal"/>
+    <w:next w:val="BodyText"/>
+    <w:qFormat/>
+    <w:pPr>
+      <w:keepNext w:val="true"/>
+      <w:spacing w:before="240" w:after="120"/>
+    </w:pPr>
+    <w:rPr>
+      <w:rFonts w:ascii="Liberation Sans" w:hAnsi="Liberation Sans" w:eastAsia="Droid Sans Fallback" w:cs="Droid Sans Devanagari"/>
+      <w:sz w:val="28"/>
+      <w:szCs w:val="28"/>
+    </w:rPr>
+  </w:style>
+  <w:style w:type="paragraph" w:styleId="user1">
+    <w:name w:val="Указатель (user)"/>
+    <w:basedOn w:val="Normal"/>
+    <w:qFormat/>
+    <w:pPr>
+      <w:suppressLineNumbers/>
+    </w:pPr>
+    <w:rPr>
       <w:rFonts w:cs="Droid Sans Devanagari"/>
     </w:rPr>
   </w:style>
-  <w:style w:type="paragraph" w:styleId="Normal1" w:default="1">
+  <w:style w:type="paragraph" w:styleId="normal1" w:default="1">
     <w:name w:val="normal1"/>
     <w:qFormat/>
     <w:pPr>
@@ -4267,8 +4229,8 @@
   </w:style>
   <w:style w:type="paragraph" w:styleId="Title">
     <w:name w:val="Title"/>
-    <w:basedOn w:val="Normal1"/>
-    <w:next w:val="Normal1"/>
+    <w:basedOn w:val="normal1"/>
+    <w:next w:val="normal1"/>
     <w:qFormat/>
     <w:pPr>
       <w:keepNext w:val="true"/>
@@ -4317,8 +4279,8 @@
   </w:style>
   <w:style w:type="paragraph" w:styleId="Subtitle">
     <w:name w:val="Subtitle"/>
-    <w:basedOn w:val="Normal1"/>
-    <w:next w:val="Normal1"/>
+    <w:basedOn w:val="normal1"/>
+    <w:next w:val="normal1"/>
     <w:qFormat/>
     <w:pPr>
       <w:keepNext w:val="true"/>
@@ -4334,8 +4296,8 @@
       <w:szCs w:val="48"/>
     </w:rPr>
   </w:style>
-  <w:style w:type="numbering" w:styleId="NoList" w:default="1">
-    <w:name w:val="No List"/>
+  <w:style w:type="numbering" w:styleId="Style10" w:default="1">
+    <w:name w:val="Без списка"/>
     <w:uiPriority w:val="99"/>
     <w:semiHidden/>
     <w:unhideWhenUsed/>
